--- a/companies/meridian-actuarial/Engagements/Gonzalez, Campbell and Kelly/2024.07.28 - Kickoff Memo - Reinsurance Pricing Review.docx
+++ b/companies/meridian-actuarial/Engagements/Gonzalez, Campbell and Kelly/2024.07.28 - Kickoff Memo - Reinsurance Pricing Review.docx
@@ -2,23 +2,18 @@
 <file path=word/document.xml><?xml version="1.0" encoding="utf-8"?>
 <w:document xmlns:wpc="http://schemas.microsoft.com/office/word/2010/wordprocessingCanvas" xmlns:mo="http://schemas.microsoft.com/office/mac/office/2008/main" xmlns:mc="http://schemas.openxmlformats.org/markup-compatibility/2006" xmlns:mv="urn:schemas-microsoft-com:mac:vml" xmlns:o="urn:schemas-microsoft-com:office:office" xmlns:r="http://schemas.openxmlformats.org/officeDocument/2006/relationships" xmlns:m="http://schemas.openxmlformats.org/officeDocument/2006/math" xmlns:v="urn:schemas-microsoft-com:vml" xmlns:wp14="http://schemas.microsoft.com/office/word/2010/wordprocessingDrawing" xmlns:wp="http://schemas.openxmlformats.org/drawingml/2006/wordprocessingDrawing" xmlns:w10="urn:schemas-microsoft-com:office:word" xmlns:w="http://schemas.openxmlformats.org/wordprocessingml/2006/main" xmlns:w14="http://schemas.microsoft.com/office/word/2010/wordml" xmlns:wpg="http://schemas.microsoft.com/office/word/2010/wordprocessingGroup" xmlns:wpi="http://schemas.microsoft.com/office/word/2010/wordprocessingInk" xmlns:wne="http://schemas.microsoft.com/office/word/2006/wordml" xmlns:wps="http://schemas.microsoft.com/office/word/2010/wordprocessingShape" mc:Ignorable="w14 wp14">
   <w:body>
-    <w:p>
-      <w:pPr>
-        <w:pStyle w:val="Heading1"/>
-      </w:pPr>
-      <w:r>
-        <w:t>Kickoff Memorandum</w:t>
-      </w:r>
-    </w:p>
     <w:p>
       <w:r>
         <w:t>To: Michelle Banks, Nicole Hanna</w:t>
         <w:br/>
         <w:t>From: Karen Harris</w:t>
         <w:br/>
-        <w:t>Copy: Robert Lawrence</w:t>
-        <w:br/>
-        <w:t>Re: Reinsurance pricing review, Gonzalez, Campbell and Kelly — engagement commenced July 25, 2024</w:t>
+        <w:t>Re: Gonzalez, Campbell and Kelly reinsurance pricing review -- kickoff</w:t>
+      </w:r>
+    </w:p>
+    <w:p>
+      <w:r>
+        <w:t>We have the reinsurance pricing review, and this note sets how we run it and what each of us owns. The engagement is signed and the scope is set. Our job now is to bring the client's data in, reconcile it, and build the exhibits the opinion rests on, in that order. Nothing gets tabulated before the data is confirmed.</w:t>
       </w:r>
     </w:p>
     <w:p>
@@ -26,12 +21,12 @@
         <w:pStyle w:val="Heading2"/>
       </w:pPr>
       <w:r>
-        <w:t>Objective</w:t>
+        <w:t>What we owe the client</w:t>
       </w:r>
     </w:p>
     <w:p>
       <w:r>
-        <w:t>We are to say whether the rates and allowances Gonzalez, Campbell and Kelly pays on its ceded business are consistent with the experience of that business and with terms available now, and to lay out the options at the next renewal. The client's own view is that the program has drifted; that is a hypothesis we are testing, not a conclusion we are documenting. Robert Lawrence signs the report, so the standard for what goes in it is his: what the experience shows, what we assumed, what we conclude, in that order and not blended. Nothing we write should imply more precision than the exposure supports.</w:t>
+        <w:t>The deliverable is a report the client can act on, backed by a workbook of exhibits that supports every number in it. We are reviewing the pricing of the reinsurance Gonzalez, Campbell and Kelly cedes: the loss and premium experience treaty by treaty, measured against the pricing in force, with a plain statement of where the pricing holds and where it does not. We keep apart the three things we always keep apart. What the data show, what we assume, and what we conclude each stand in their own place, in the workbook and in the report. A number we cannot explain is not a finding. It is an open question, and it stays open until someone answers it.</w:t>
       </w:r>
     </w:p>
     <w:p>
@@ -39,47 +34,12 @@
         <w:pStyle w:val="Heading2"/>
       </w:pPr>
       <w:r>
-        <w:t>Workstreams</w:t>
+        <w:t>How the work divides</w:t>
       </w:r>
     </w:p>
     <w:p>
-      <w:pPr>
-        <w:pStyle w:val="ListBullet"/>
-      </w:pPr>
       <w:r>
-        <w:t>Treaty review — Karen Harris. Read the treaties, amendments, and side letters and produce a one-page summary per treaty: what is ceded, on what basis, rates, allowances, retention, recapture, and rate-adjustment rights. This is the foundation for everything else and it comes first.</w:t>
-      </w:r>
-    </w:p>
-    <w:p>
-      <w:pPr>
-        <w:pStyle w:val="ListBullet"/>
-      </w:pPr>
-      <w:r>
-        <w:t>Data intake and reconciliation — Nicole Hanna. Take delivery of the ceded records and the in-force extract, reconcile counts and amounts between them, and log every discrepancy with its disposition. Do not fix a discrepancy silently. Log it, then ask.</w:t>
-      </w:r>
-    </w:p>
-    <w:p>
-      <w:pPr>
-        <w:pStyle w:val="ListBullet"/>
-      </w:pPr>
-      <w:r>
-        <w:t>Experience study — Michelle Banks. Compile ceded mortality over the available observation period against the treaty basis, with exposure and credibility reported alongside every result. Working papers should let Robert Lawrence retrace the calculation without asking you a question.</w:t>
-      </w:r>
-    </w:p>
-    <w:p>
-      <w:pPr>
-        <w:pStyle w:val="ListBullet"/>
-      </w:pPr>
-      <w:r>
-        <w:t>Assumption basis — Michelle Banks, reviewed by Karen Harris. Set down the mortality, lapse, and expense assumptions we will price against, and mark each one as supported by client experience or taken from an external source because the experience will not carry it.</w:t>
-      </w:r>
-    </w:p>
-    <w:p>
-      <w:pPr>
-        <w:pStyle w:val="ListBullet"/>
-      </w:pPr>
-      <w:r>
-        <w:t>Pricing comparison and exhibits — Karen Harris. Price the ceded business on the agreed basis, compare treaty by treaty to what is paid, and build the exhibit workbook. One exhibit per question. No decoration.</w:t>
+        <w:t>Michelle Banks takes the data intake and the first calculations. She pulls in the treaty terms and the cession, premium, and loss files, gets them into shape, and runs the preliminary numbers before any of it reaches an exhibit. Nicole Hanna runs valuation support and the data checks. She ties the counts and the cash flows back to the client's own summaries and flags anything that does not reconcile before it travels further. I will build the exhibits and the assumption tables off their work, and I will keep the running list of open data questions so nothing waits on a request no one has sent. James Garcia, the Chief Financial Officer, is our point of contact. Data requests and scheduling go through his office. Any client-facing question goes through me first, so that we speak with one voice on scope and timing.</w:t>
       </w:r>
     </w:p>
     <w:p>
@@ -87,17 +47,12 @@
         <w:pStyle w:val="Heading2"/>
       </w:pPr>
       <w:r>
-        <w:t>Working Practices</w:t>
+        <w:t>How we run it</w:t>
       </w:r>
     </w:p>
     <w:p>
       <w:r>
-        <w:t>James Garcia is the client contact and the route for anything that changes scope, schedule, or the shape of the deliverable. Data requests and scheduling go through me to his staff; I would rather send one consolidated request than four ad hoc ones, so route what you need through me and I will batch it. If a request is urgent, say so and I will send it on its own.</w:t>
-      </w:r>
-    </w:p>
-    <w:p>
-      <w:r>
-        <w:t>Everything that supports a number in the report lives in the working papers, filed as you go, not assembled at the end. Michelle Banks knows the standard we hold to here; Nicole Hanna, use her files from the last valuation as the model. If you are unsure whether a step is worth documenting, document it. The cost of writing a line you did not need is much lower than the cost of reconstructing a step in November.</w:t>
+        <w:t>A word on cadence, because a review like this stalls in the gaps between people. We keep one running thread with the client for data and scheduling, and everything we ask for goes on it, so nothing sits waiting on a request no one sent. Inside the team, bring me the open questions early and often. I would far rather hear that a file does not tie in week two than discover it against a delivery date. The work is performed under the actuarial standards that govern a pricing review, which means every figure we put forward has to trace back to something we can show. Keep your notes literal. Write down what a file shows and what you relied on, so that when the report reaches review the record behind it is already there.</w:t>
       </w:r>
     </w:p>
     <w:p>
@@ -105,44 +60,12 @@
         <w:pStyle w:val="Heading2"/>
       </w:pPr>
       <w:r>
-        <w:t>Next Steps</w:t>
-      </w:r>
-    </w:p>
-    <w:p>
-      <w:pPr>
-        <w:pStyle w:val="ListBullet"/>
-      </w:pPr>
-      <w:r>
-        <w:t>I have asked the client for the treaty file and the ceded records. Nicole Hanna: acknowledge receipt the day they land and start the reconciliation; do not wait for the full set to begin on what has arrived.</w:t>
-      </w:r>
-    </w:p>
-    <w:p>
-      <w:pPr>
-        <w:pStyle w:val="ListBullet"/>
-      </w:pPr>
-      <w:r>
-        <w:t>Michelle Banks and I meet Thursday to agree the observation period and the segmentation before any exposure is compiled.</w:t>
-      </w:r>
-    </w:p>
-    <w:p>
-      <w:pPr>
-        <w:pStyle w:val="ListBullet"/>
-      </w:pPr>
-      <w:r>
-        <w:t>Treaty summaries circulated within two weeks. We review them with the client's staff before the pricing work starts.</w:t>
-      </w:r>
-    </w:p>
-    <w:p>
-      <w:pPr>
-        <w:pStyle w:val="ListBullet"/>
-      </w:pPr>
-      <w:r>
-        <w:t>Robert Lawrence will want the assumption basis in front of him before it is used, not after. Plan on that review, do not schedule around it.</w:t>
+        <w:t>Where we start</w:t>
       </w:r>
     </w:p>
     <w:p>
       <w:r>
-        <w:t>Questions to me. It is early enough that asking one costs nothing.</w:t>
+        <w:t>Work begins on July 25, 2024. The first data request goes to James Garcia's office that week, and it lists the treaty documents and the cession, premium, and loss records we need, with the format we want them in. Until that data and the treaty terms are both confirmed, we tabulate nothing and treat the program as provisional. Data quality is the usual risk on a first review for a client. Expect the loss files to need a pass before they tie to the premium records, and expect at least one treaty whose terms on the page do not match how it was actually run. Raise the question the moment you have it. A discrepancy caught at intake is a note. The same discrepancy caught in a delivered report is a problem, and by then it is expensive to fix.</w:t>
       </w:r>
     </w:p>
     <w:sectPr>
